--- a/App/mou_templates/Canteen.docx
+++ b/App/mou_templates/Canteen.docx
@@ -1,6 +1,6 @@
 
 <file path=word/document.xml><?xml version="1.0" encoding="utf-8"?>
-<w:document xmlns:wpc="http://schemas.microsoft.com/office/word/2010/wordprocessingCanvas" xmlns:cx="http://schemas.microsoft.com/office/drawing/2014/chartex" xmlns:cx1="http://schemas.microsoft.com/office/drawing/2015/9/8/chartex" xmlns:cx2="http://schemas.microsoft.com/office/drawing/2015/10/21/chartex" xmlns:cx3="http://schemas.microsoft.com/office/drawing/2016/5/9/chartex" xmlns:cx4="http://schemas.microsoft.com/office/drawing/2016/5/10/chartex" xmlns:cx5="http://schemas.microsoft.com/office/drawing/2016/5/11/chartex" xmlns:cx6="http://schemas.microsoft.com/office/drawing/2016/5/12/chartex" xmlns:cx7="http://schemas.microsoft.com/office/drawing/2016/5/13/chartex" xmlns:cx8="http://schemas.microsoft.com/office/drawing/2016/5/14/chartex" xmlns:mc="http://schemas.openxmlformats.org/markup-compatibility/2006" xmlns:aink="http://schemas.microsoft.com/office/drawing/2016/ink" xmlns:am3d="http://schemas.microsoft.com/office/drawing/2017/model3d" xmlns:o="urn:schemas-microsoft-com:office:office" xmlns:oel="http://schemas.microsoft.com/office/2019/extlst" xmlns:r="http://schemas.openxmlformats.org/officeDocument/2006/relationships" xmlns:m="http://schemas.openxmlformats.org/officeDocument/2006/math" xmlns:v="urn:schemas-microsoft-com:vml" xmlns:wp14="http://schemas.microsoft.com/office/word/2010/wordprocessingDrawing" xmlns:wp="http://schemas.openxmlformats.org/drawingml/2006/wordprocessingDrawing" xmlns:w10="urn:schemas-microsoft-com:office:word" xmlns:w="http://schemas.openxmlformats.org/wordprocessingml/2006/main" xmlns:w14="http://schemas.microsoft.com/office/word/2010/wordml" xmlns:w15="http://schemas.microsoft.com/office/word/2012/wordml" xmlns:w16cei="http://schemas.microsoft.com/office/word/2026/wordml/cei" xmlns:w16cex="http://schemas.microsoft.com/office/word/2018/wordml/cex" xmlns:w16cid="http://schemas.microsoft.com/office/word/2016/wordml/cid" xmlns:w16="http://schemas.microsoft.com/office/word/2018/wordml" xmlns:w16du="http://schemas.microsoft.com/office/word/2023/wordml/word16du" xmlns:w16sdtdh="http://schemas.microsoft.com/office/word/2020/wordml/sdtdatahash" xmlns:w16sdtfl="http://schemas.microsoft.com/office/word/2024/wordml/sdtformatlock" xmlns:w16se="http://schemas.microsoft.com/office/word/2015/wordml/symex" xmlns:wpg="http://schemas.microsoft.com/office/word/2010/wordprocessingGroup" xmlns:wpi="http://schemas.microsoft.com/office/word/2010/wordprocessingInk" xmlns:wne="http://schemas.microsoft.com/office/word/2006/wordml" xmlns:wps="http://schemas.microsoft.com/office/word/2010/wordprocessingShape" mc:Ignorable="w14 w15 w16se w16cid w16 w16cex w16sdtdh w16sdtfl w16du wp14">
+<w:document xmlns:wpc="http://schemas.microsoft.com/office/word/2010/wordprocessingCanvas" xmlns:cx="http://schemas.microsoft.com/office/drawing/2014/chartex" xmlns:cx1="http://schemas.microsoft.com/office/drawing/2015/9/8/chartex" xmlns:cx2="http://schemas.microsoft.com/office/drawing/2015/10/21/chartex" xmlns:cx3="http://schemas.microsoft.com/office/drawing/2016/5/9/chartex" xmlns:cx4="http://schemas.microsoft.com/office/drawing/2016/5/10/chartex" xmlns:cx5="http://schemas.microsoft.com/office/drawing/2016/5/11/chartex" xmlns:cx6="http://schemas.microsoft.com/office/drawing/2016/5/12/chartex" xmlns:cx7="http://schemas.microsoft.com/office/drawing/2016/5/13/chartex" xmlns:cx8="http://schemas.microsoft.com/office/drawing/2016/5/14/chartex" xmlns:mc="http://schemas.openxmlformats.org/markup-compatibility/2006" xmlns:aink="http://schemas.microsoft.com/office/drawing/2016/ink" xmlns:am3d="http://schemas.microsoft.com/office/drawing/2017/model3d" xmlns:o="urn:schemas-microsoft-com:office:office" xmlns:oel="http://schemas.microsoft.com/office/2019/extlst" xmlns:r="http://schemas.openxmlformats.org/officeDocument/2006/relationships" xmlns:m="http://schemas.openxmlformats.org/officeDocument/2006/math" xmlns:v="urn:schemas-microsoft-com:vml" xmlns:wp14="http://schemas.microsoft.com/office/word/2010/wordprocessingDrawing" xmlns:wp="http://schemas.openxmlformats.org/drawingml/2006/wordprocessingDrawing" xmlns:w10="urn:schemas-microsoft-com:office:word" xmlns:w="http://schemas.openxmlformats.org/wordprocessingml/2006/main" xmlns:w14="http://schemas.microsoft.com/office/word/2010/wordml" xmlns:w15="http://schemas.microsoft.com/office/word/2012/wordml" xmlns:w16cex="http://schemas.microsoft.com/office/word/2018/wordml/cex" xmlns:w16cid="http://schemas.microsoft.com/office/word/2016/wordml/cid" xmlns:w16="http://schemas.microsoft.com/office/word/2018/wordml" xmlns:w16du="http://schemas.microsoft.com/office/word/2023/wordml/word16du" xmlns:w16sdtdh="http://schemas.microsoft.com/office/word/2020/wordml/sdtdatahash" xmlns:w16sdtfl="http://schemas.microsoft.com/office/word/2024/wordml/sdtformatlock" xmlns:w16se="http://schemas.microsoft.com/office/word/2015/wordml/symex" xmlns:wpg="http://schemas.microsoft.com/office/word/2010/wordprocessingGroup" xmlns:wpi="http://schemas.microsoft.com/office/word/2010/wordprocessingInk" xmlns:wne="http://schemas.microsoft.com/office/word/2006/wordml" xmlns:wps="http://schemas.microsoft.com/office/word/2010/wordprocessingShape" mc:Ignorable="w14 w15 w16se w16cid w16 w16cex w16sdtdh w16sdtfl w16du wp14">
   <w:body>
     <w:p>
       <w:pPr>
@@ -186,7 +186,7 @@
           <w:b/>
           <w:bCs/>
         </w:rPr>
-        <w:t>SATYAM NURSHING HOME</w:t>
+        <w:t>{HOSPITAL_NAME}</w:t>
       </w:r>
       <w:bookmarkStart w:id="1" w:name="_Hlk232153230"/>
       <w:r>
@@ -194,7 +194,14 @@
           <w:b/>
           <w:bCs/>
         </w:rPr>
-        <w:t xml:space="preserve"> NEAR PAC CAMP BICHHIYA, GORAKHPUR, UTTAR PRADESH 273014</w:t>
+        <w:t xml:space="preserve"> </w:t>
+      </w:r>
+      <w:r>
+        <w:rPr>
+          <w:b/>
+          <w:bCs/>
+        </w:rPr>
+        <w:t>{HOSPITAL_ADDRESS}</w:t>
       </w:r>
       <w:bookmarkEnd w:id="1"/>
       <w:r>
@@ -253,17 +260,8 @@
           <w:b/>
           <w:bCs/>
         </w:rPr>
-        <w:t xml:space="preserve">Singh </w:t>
-      </w:r>
-      <w:proofErr w:type="spellStart"/>
-      <w:r>
-        <w:rPr>
-          <w:b/>
-          <w:bCs/>
-        </w:rPr>
-        <w:t>Bhojanalaya</w:t>
-      </w:r>
-      <w:proofErr w:type="spellEnd"/>
+        <w:t>{CANTEEN_NAME}</w:t>
+      </w:r>
       <w:r>
         <w:rPr>
           <w:b/>
@@ -323,7 +321,7 @@
           <w:b/>
           <w:bCs/>
         </w:rPr>
-        <w:t>SATYAM NURSHING HOME</w:t>
+        <w:t>{HOSPITAL_NAME}</w:t>
       </w:r>
       <w:r>
         <w:rPr>
@@ -340,7 +338,7 @@
           <w:b/>
           <w:bCs/>
         </w:rPr>
-        <w:t>NEAR PAC CAMP BICHHIYA, GORAKHPUR, UTTAR PRADESH 273014</w:t>
+        <w:t>{HOSPITAL_ADDRESS}</w:t>
       </w:r>
       <w:r>
         <w:rPr>
@@ -363,7 +361,7 @@
         <w:t xml:space="preserve">Dr. </w:t>
       </w:r>
       <w:r>
-        <w:t>Ram Prakash Yadav</w:t>
+        <w:t>________________</w:t>
       </w:r>
       <w:r>
         <w:t xml:space="preserve"> (hereinafter referred to us “</w:t>
@@ -373,7 +371,7 @@
           <w:b/>
           <w:bCs/>
         </w:rPr>
-        <w:t>SATYAM NURSHING HOME</w:t>
+        <w:t>{HOSPITAL_NAME}</w:t>
       </w:r>
       <w:r>
         <w:t>”) which expression, unless repugnant to the context or meaning thereof, shall mean and include its successors-in-interest and assigns of the other part.</w:t>
@@ -410,7 +408,7 @@
           <w:b/>
           <w:bCs/>
         </w:rPr>
-        <w:t>SATYAM NURSHING HOME</w:t>
+        <w:t>{HOSPITAL_NAME}</w:t>
       </w:r>
       <w:r>
         <w:t xml:space="preserve">. Being one of the most renowned Mr. </w:t>
@@ -432,17 +430,8 @@
           <w:b/>
           <w:bCs/>
         </w:rPr>
-        <w:t xml:space="preserve">Singh </w:t>
-      </w:r>
-      <w:proofErr w:type="spellStart"/>
-      <w:r>
-        <w:rPr>
-          <w:b/>
-          <w:bCs/>
-        </w:rPr>
-        <w:t>Bhojanalaya</w:t>
-      </w:r>
-      <w:proofErr w:type="spellEnd"/>
+        <w:t>{CANTEEN_NAME}</w:t>
+      </w:r>
       <w:r>
         <w:t xml:space="preserve">. </w:t>
       </w:r>
@@ -459,7 +448,14 @@
           <w:b/>
           <w:bCs/>
         </w:rPr>
-        <w:t xml:space="preserve">SATYAM NURSHING HOME </w:t>
+        <w:t>{HOSPITAL_NAME}</w:t>
+      </w:r>
+      <w:r>
+        <w:rPr>
+          <w:b/>
+          <w:bCs/>
+        </w:rPr>
+        <w:t xml:space="preserve"> </w:t>
       </w:r>
       <w:r>
         <w:t xml:space="preserve">has expressed its desire to avail the </w:t>
@@ -495,21 +491,12 @@
         </w:rPr>
         <w:t xml:space="preserve"> Singh </w:t>
       </w:r>
-      <w:proofErr w:type="spellStart"/>
-      <w:r>
-        <w:rPr>
-          <w:b/>
-          <w:bCs/>
-        </w:rPr>
-        <w:t>Singh</w:t>
-      </w:r>
-      <w:proofErr w:type="spellEnd"/>
-      <w:r>
-        <w:rPr>
-          <w:b/>
-          <w:bCs/>
-        </w:rPr>
-        <w:t xml:space="preserve"> Bhojanalaya</w:t>
+      <w:r>
+        <w:rPr>
+          <w:b/>
+          <w:bCs/>
+        </w:rPr>
+        <w:t>{CANTEEN_NAME}</w:t>
       </w:r>
       <w:r>
         <w:t xml:space="preserve"> has agreed to offer the same to </w:t>
@@ -519,7 +506,14 @@
           <w:b/>
           <w:bCs/>
         </w:rPr>
-        <w:t xml:space="preserve">SATYAM NURSHING HOME </w:t>
+        <w:t>{HOSPITAL_NAME}</w:t>
+      </w:r>
+      <w:r>
+        <w:rPr>
+          <w:b/>
+          <w:bCs/>
+        </w:rPr>
+        <w:t xml:space="preserve"> </w:t>
       </w:r>
       <w:r>
         <w:t>On mutually agreed terms mentioned hereinafter.</w:t>
@@ -630,7 +624,7 @@
           <w:b/>
           <w:bCs/>
         </w:rPr>
-        <w:t>SATYAM NURSHING HOME</w:t>
+        <w:t>{HOSPITAL_NAME}</w:t>
       </w:r>
       <w:r>
         <w:rPr>
@@ -803,7 +797,7 @@
           <w:b/>
           <w:bCs/>
         </w:rPr>
-        <w:t>SATYAM NURSHING HOME</w:t>
+        <w:t>{HOSPITAL_NAME}</w:t>
       </w:r>
       <w:r>
         <w:rPr>
@@ -950,17 +944,8 @@
           <w:b/>
           <w:bCs/>
         </w:rPr>
-        <w:t xml:space="preserve">Singh </w:t>
-      </w:r>
-      <w:proofErr w:type="spellStart"/>
-      <w:r>
-        <w:rPr>
-          <w:b/>
-          <w:bCs/>
-        </w:rPr>
-        <w:t>Bhojanalaya</w:t>
-      </w:r>
-      <w:proofErr w:type="spellEnd"/>
+        <w:t>{CANTEEN_NAME}</w:t>
+      </w:r>
       <w:r>
         <w:rPr>
           <w:b/>
@@ -973,7 +958,7 @@
           <w:b/>
           <w:bCs/>
         </w:rPr>
-        <w:t>SATYAM NURSHING HOME</w:t>
+        <w:t>{HOSPITAL_NAME}</w:t>
       </w:r>
       <w:r>
         <w:rPr>
@@ -1191,7 +1176,7 @@
           <w:b/>
           <w:bCs/>
         </w:rPr>
-        <w:t>SATYAM NURSHING HOME</w:t>
+        <w:t>{HOSPITAL_NAME}</w:t>
       </w:r>
     </w:p>
     <w:p>
@@ -1303,17 +1288,8 @@
           <w:b/>
           <w:bCs/>
         </w:rPr>
-        <w:t xml:space="preserve">Singh </w:t>
-      </w:r>
-      <w:proofErr w:type="spellStart"/>
-      <w:r>
-        <w:rPr>
-          <w:b/>
-          <w:bCs/>
-        </w:rPr>
-        <w:t>Bhojanalaya</w:t>
-      </w:r>
-      <w:proofErr w:type="spellEnd"/>
+        <w:t>{CANTEEN_NAME}</w:t>
+      </w:r>
       <w:r>
         <w:rPr>
           <w:b/>
@@ -1328,67 +1304,7 @@
           <w:i/>
           <w:iCs/>
         </w:rPr>
-        <w:t xml:space="preserve">Near </w:t>
-      </w:r>
-      <w:proofErr w:type="spellStart"/>
-      <w:r>
-        <w:rPr>
-          <w:b/>
-          <w:bCs/>
-          <w:i/>
-          <w:iCs/>
-        </w:rPr>
-        <w:t>Purvanchal</w:t>
-      </w:r>
-      <w:proofErr w:type="spellEnd"/>
-      <w:r>
-        <w:rPr>
-          <w:b/>
-          <w:bCs/>
-          <w:i/>
-          <w:iCs/>
-        </w:rPr>
-        <w:t xml:space="preserve"> </w:t>
-      </w:r>
-      <w:proofErr w:type="spellStart"/>
-      <w:r>
-        <w:rPr>
-          <w:b/>
-          <w:bCs/>
-          <w:i/>
-          <w:iCs/>
-        </w:rPr>
-        <w:t>Metrocity</w:t>
-      </w:r>
-      <w:proofErr w:type="spellEnd"/>
-      <w:r>
-        <w:rPr>
-          <w:b/>
-          <w:bCs/>
-          <w:i/>
-          <w:iCs/>
-        </w:rPr>
-        <w:t xml:space="preserve"> Hospital, H N Singh Chauraha, </w:t>
-      </w:r>
-      <w:proofErr w:type="spellStart"/>
-      <w:r>
-        <w:rPr>
-          <w:b/>
-          <w:bCs/>
-          <w:i/>
-          <w:iCs/>
-        </w:rPr>
-        <w:t>Basharatpur</w:t>
-      </w:r>
-      <w:proofErr w:type="spellEnd"/>
-      <w:r>
-        <w:rPr>
-          <w:b/>
-          <w:bCs/>
-          <w:i/>
-          <w:iCs/>
-        </w:rPr>
-        <w:t>, Gorakhpur, Uttar Pradesh-273004</w:t>
+        <w:t>{CANTEEN_ADDRESS}</w:t>
       </w:r>
     </w:p>
     <w:p>
@@ -1512,7 +1428,7 @@
 </file>
 
 <file path=word/numbering.xml><?xml version="1.0" encoding="utf-8"?>
-<w:numbering xmlns:wpc="http://schemas.microsoft.com/office/word/2010/wordprocessingCanvas" xmlns:cx="http://schemas.microsoft.com/office/drawing/2014/chartex" xmlns:cx1="http://schemas.microsoft.com/office/drawing/2015/9/8/chartex" xmlns:cx2="http://schemas.microsoft.com/office/drawing/2015/10/21/chartex" xmlns:cx3="http://schemas.microsoft.com/office/drawing/2016/5/9/chartex" xmlns:cx4="http://schemas.microsoft.com/office/drawing/2016/5/10/chartex" xmlns:cx5="http://schemas.microsoft.com/office/drawing/2016/5/11/chartex" xmlns:cx6="http://schemas.microsoft.com/office/drawing/2016/5/12/chartex" xmlns:cx7="http://schemas.microsoft.com/office/drawing/2016/5/13/chartex" xmlns:cx8="http://schemas.microsoft.com/office/drawing/2016/5/14/chartex" xmlns:mc="http://schemas.openxmlformats.org/markup-compatibility/2006" xmlns:aink="http://schemas.microsoft.com/office/drawing/2016/ink" xmlns:am3d="http://schemas.microsoft.com/office/drawing/2017/model3d" xmlns:o="urn:schemas-microsoft-com:office:office" xmlns:oel="http://schemas.microsoft.com/office/2019/extlst" xmlns:r="http://schemas.openxmlformats.org/officeDocument/2006/relationships" xmlns:m="http://schemas.openxmlformats.org/officeDocument/2006/math" xmlns:v="urn:schemas-microsoft-com:vml" xmlns:wp14="http://schemas.microsoft.com/office/word/2010/wordprocessingDrawing" xmlns:wp="http://schemas.openxmlformats.org/drawingml/2006/wordprocessingDrawing" xmlns:w10="urn:schemas-microsoft-com:office:word" xmlns:w="http://schemas.openxmlformats.org/wordprocessingml/2006/main" xmlns:w14="http://schemas.microsoft.com/office/word/2010/wordml" xmlns:w15="http://schemas.microsoft.com/office/word/2012/wordml" xmlns:w16cei="http://schemas.microsoft.com/office/word/2026/wordml/cei" xmlns:w16cex="http://schemas.microsoft.com/office/word/2018/wordml/cex" xmlns:w16cid="http://schemas.microsoft.com/office/word/2016/wordml/cid" xmlns:w16="http://schemas.microsoft.com/office/word/2018/wordml" xmlns:w16du="http://schemas.microsoft.com/office/word/2023/wordml/word16du" xmlns:w16sdtdh="http://schemas.microsoft.com/office/word/2020/wordml/sdtdatahash" xmlns:w16sdtfl="http://schemas.microsoft.com/office/word/2024/wordml/sdtformatlock" xmlns:w16se="http://schemas.microsoft.com/office/word/2015/wordml/symex" xmlns:wpg="http://schemas.microsoft.com/office/word/2010/wordprocessingGroup" xmlns:wpi="http://schemas.microsoft.com/office/word/2010/wordprocessingInk" xmlns:wne="http://schemas.microsoft.com/office/word/2006/wordml" xmlns:wps="http://schemas.microsoft.com/office/word/2010/wordprocessingShape" mc:Ignorable="w14 w15 w16se w16cid w16 w16cex w16sdtdh w16sdtfl w16du wp14">
+<w:numbering xmlns:wpc="http://schemas.microsoft.com/office/word/2010/wordprocessingCanvas" xmlns:cx="http://schemas.microsoft.com/office/drawing/2014/chartex" xmlns:cx1="http://schemas.microsoft.com/office/drawing/2015/9/8/chartex" xmlns:cx2="http://schemas.microsoft.com/office/drawing/2015/10/21/chartex" xmlns:cx3="http://schemas.microsoft.com/office/drawing/2016/5/9/chartex" xmlns:cx4="http://schemas.microsoft.com/office/drawing/2016/5/10/chartex" xmlns:cx5="http://schemas.microsoft.com/office/drawing/2016/5/11/chartex" xmlns:cx6="http://schemas.microsoft.com/office/drawing/2016/5/12/chartex" xmlns:cx7="http://schemas.microsoft.com/office/drawing/2016/5/13/chartex" xmlns:cx8="http://schemas.microsoft.com/office/drawing/2016/5/14/chartex" xmlns:mc="http://schemas.openxmlformats.org/markup-compatibility/2006" xmlns:aink="http://schemas.microsoft.com/office/drawing/2016/ink" xmlns:am3d="http://schemas.microsoft.com/office/drawing/2017/model3d" xmlns:o="urn:schemas-microsoft-com:office:office" xmlns:oel="http://schemas.microsoft.com/office/2019/extlst" xmlns:r="http://schemas.openxmlformats.org/officeDocument/2006/relationships" xmlns:m="http://schemas.openxmlformats.org/officeDocument/2006/math" xmlns:v="urn:schemas-microsoft-com:vml" xmlns:wp14="http://schemas.microsoft.com/office/word/2010/wordprocessingDrawing" xmlns:wp="http://schemas.openxmlformats.org/drawingml/2006/wordprocessingDrawing" xmlns:w10="urn:schemas-microsoft-com:office:word" xmlns:w="http://schemas.openxmlformats.org/wordprocessingml/2006/main" xmlns:w14="http://schemas.microsoft.com/office/word/2010/wordml" xmlns:w15="http://schemas.microsoft.com/office/word/2012/wordml" xmlns:w16cex="http://schemas.microsoft.com/office/word/2018/wordml/cex" xmlns:w16cid="http://schemas.microsoft.com/office/word/2016/wordml/cid" xmlns:w16="http://schemas.microsoft.com/office/word/2018/wordml" xmlns:w16du="http://schemas.microsoft.com/office/word/2023/wordml/word16du" xmlns:w16sdtdh="http://schemas.microsoft.com/office/word/2020/wordml/sdtdatahash" xmlns:w16sdtfl="http://schemas.microsoft.com/office/word/2024/wordml/sdtformatlock" xmlns:w16se="http://schemas.microsoft.com/office/word/2015/wordml/symex" xmlns:wpg="http://schemas.microsoft.com/office/word/2010/wordprocessingGroup" xmlns:wpi="http://schemas.microsoft.com/office/word/2010/wordprocessingInk" xmlns:wne="http://schemas.microsoft.com/office/word/2006/wordml" xmlns:wps="http://schemas.microsoft.com/office/word/2010/wordprocessingShape" mc:Ignorable="w14 w15 w16se w16cid w16 w16cex w16sdtdh w16sdtfl w16du wp14">
   <w:abstractNum w:abstractNumId="0" w15:restartNumberingAfterBreak="0">
     <w:nsid w:val="59FB461D"/>
     <w:multiLevelType w:val="multilevel"/>

--- a/App/mou_templates/Canteen.docx
+++ b/App/mou_templates/Canteen.docx
@@ -1136,6 +1136,11 @@
       </w:pPr>
       <w:r>
         <w:t>IN WITNESS WHERE OF, the parties here to have caused this Agreement to be executed as of the date written below by their duly authorized representatives.</w:t>
+      </w:r>
+    </w:p>
+    <w:p>
+      <w:r>
+        <w:br w:type="page"/>
       </w:r>
     </w:p>
     <w:p>

--- a/App/mou_templates/Canteen.docx
+++ b/App/mou_templates/Canteen.docx
@@ -241,14 +241,14 @@
           <w:b/>
           <w:bCs/>
         </w:rPr>
-        <w:t>AUGUST</w:t>
-      </w:r>
-      <w:r>
-        <w:rPr>
-          <w:b/>
-          <w:bCs/>
-        </w:rPr>
-        <w:t>. 2026 by and between</w:t>
+        <w:t>September</w:t>
+      </w:r>
+      <w:r>
+        <w:rPr>
+          <w:b/>
+          <w:bCs/>
+        </w:rPr>
+        <w:t xml:space="preserve"> 2026 by and between</w:t>
       </w:r>
     </w:p>
     <w:p>
@@ -720,7 +720,7 @@
         <w:rPr>
           <w:color w:val="000000"/>
         </w:rPr>
-        <w:t>7</w:t>
+        <w:t>8</w:t>
       </w:r>
       <w:r>
         <w:rPr>
@@ -807,15 +807,7 @@
         <w:t xml:space="preserve"> </w:t>
       </w:r>
       <w:r>
-        <w:t xml:space="preserve">shall pay all the charges towards the services rendered by the </w:t>
-      </w:r>
-      <w:proofErr w:type="spellStart"/>
-      <w:r>
-        <w:t>Salekh</w:t>
-      </w:r>
-      <w:proofErr w:type="spellEnd"/>
-      <w:r>
-        <w:t xml:space="preserve"> </w:t>
+        <w:t xml:space="preserve">shall pay all the charges towards the services rendered by the Salekh </w:t>
       </w:r>
       <w:r>
         <w:t>C</w:t>
@@ -1230,15 +1222,7 @@
         </w:rPr>
       </w:pPr>
       <w:r>
-        <w:t xml:space="preserve"> </w:t>
-      </w:r>
-      <w:proofErr w:type="gramStart"/>
-      <w:r>
-        <w:t>Sign:-</w:t>
-      </w:r>
-      <w:proofErr w:type="gramEnd"/>
-      <w:r>
-        <w:t xml:space="preserve"> --------------------------------------</w:t>
+        <w:t xml:space="preserve"> Sign:- --------------------------------------</w:t>
       </w:r>
     </w:p>
     <w:p>
@@ -1393,13 +1377,8 @@
         <w:spacing w:after="0"/>
         <w:jc w:val="both"/>
       </w:pPr>
-      <w:proofErr w:type="gramStart"/>
-      <w:r>
-        <w:t>Sign:-</w:t>
-      </w:r>
-      <w:proofErr w:type="gramEnd"/>
-      <w:r>
-        <w:t xml:space="preserve"> -------------------------------</w:t>
+      <w:r>
+        <w:t>Sign:- -------------------------------</w:t>
       </w:r>
     </w:p>
     <w:p>
